--- a/artifacts/OPS-14/build/program-knowledge-corpus.docx
+++ b/artifacts/OPS-14/build/program-knowledge-corpus.docx
@@ -251,7 +251,7 @@
               <w:pStyle w:val="Compact"/>
             </w:pPr>
             <w:r>
-              <w:t xml:space="preserve">region go-live sign-off procedure</w:t>
+              <w:t xml:space="preserve">region go-live sign-off SOP</w:t>
             </w:r>
           </w:p>
         </w:tc>
